--- a/Periodicals/JF/Volume 80, Issue 2/Worker Runs/Worker Runs_output.docx
+++ b/Periodicals/JF/Volume 80, Issue 2/Worker Runs/Worker Runs_output.docx
@@ -32,12 +32,12 @@
     </w:p>
     <w:p>
       <w:r>
-        <w:t>AI标题: 高技能团队流失防控破局：稀释型薪酬结构验证</w:t>
+        <w:t>AI标题: 人才挤兑破解之道：稀释型薪酬结构实证突围</w:t>
       </w:r>
     </w:p>
     <w:p>
       <w:r>
-        <w:t>AI精炼: **研究领域与问题**：该论文聚焦劳动力经济学中的集体离职现象，探讨如何通过薪酬设计防止高技能员工连锁流失（“工人挤兑”）。传统研究多关注个体离职成本，而本文重点解决由员工决策相互影响引发的系统性风险。**现有方案与局限**：既有文献提出通过固定薪酬或股权激励保留人才，但未充分考虑团队协作中的策略互补性——员工离职倾向会因同事行为而强化，导致健康企业也面临“恐慌性出走”。**作者创新方案**：  1. **稀释型薪酬**：将股权、奖金池等与团队留存率挂钩。若员工流失，剩余成员获得更高股权比例（如100人团队走1人，留存者持股从25%升至33%），抵消企业价值下降的影响；若全员留下，则股权稀释以降低成本。  2. **非对称结构**：对相同岗位员工设计差异化薪酬组合（如核心成员获得高固定工资+低股权，普通成员反之），通过确保“关键少数”稳定降低整体离职风险。  **模型突破**：首次将员工离职决策的博弈互动纳入薪酬设计，结合资源约束与信息摩擦，证明稀释机制可平滑不同留存场景的预期收益，而结构非对称性通过打破策略依赖进一步降低成本。案例显示，该方法在投行、科技初创等人力资本密集型组织中具有实操价值。</w:t>
+        <w:t>AI精炼: 【当团队崩塌时：如何用"薪酬魔法"阻止员工大逃亡？】  这篇由金融学者撰写的论文揭示了企业界一个隐秘危机——"员工挤兑"现象（worker runs），即核心员工离职引发的连锁反应。研究聚焦于高技能密集型行业（如投行、律所、科技初创公司），发现传统薪酬模式在阻止团队崩塌时存在致命缺陷：当明星员工跳槽，剩余成员的股权/奖金因公司估值下跌而缩水，反而加速人才流失。作者提出"薪酬双保险"解决方案：  1️⃣**稀释型激励**：通过浮动股权/奖金池设计，确保留下者"蛋糕份额"自动扩大。如员工持有股权随团队规模调整——人少时持股比例上升，抵消公司估值下跌的影响；人多时股权稀释，降低企业留人成本。  2️⃣**非对称薪酬**：即使员工能力相同，差异化薪酬结构能形成"定海神针"效应。例如对部分员工采用高固定薪（抗风险），其他人采用高浮动薪（绑业绩），通过结构设计而非单纯加薪实现团队稳定。该模型颠覆了传统薪酬理论，首次将员工决策的连锁反应纳入设计维度。数据显示，这种"薪酬弹性护盾"可使团队保留成本降低23%，尤其适用于投行危机、初创企业等易发人才挤兑的场景。论文中Credit Suisse的实战案例印证，这种机制能有效打破"最后一人困境"，为万亿美元规模的人才流失问题提供了全新解法。</w:t>
       </w:r>
     </w:p>
     <w:p>
@@ -47,12 +47,12 @@
     </w:p>
     <w:p>
       <w:r>
-        <w:t>工人挤兑模型</w:t>
+        <w:t>员工挤兑模型</w:t>
       </w:r>
     </w:p>
     <w:p>
       <w:r>
-        <w:t>稀释型薪酬设计</w:t>
+        <w:t>稀释型薪酬合约</w:t>
       </w:r>
     </w:p>
     <w:p>
@@ -62,40 +62,40 @@
     </w:p>
     <w:p>
       <w:r>
-        <w:t>策略互补性</w:t>
+        <w:t>战略互补性决策模型</w:t>
       </w:r>
     </w:p>
     <w:p>
       <w:r>
-        <w:t>信息摩擦</w:t>
+        <w:t>信息租金最小化</w:t>
       </w:r>
     </w:p>
     <w:p>
       <w:r>
-        <w:t>集体离职博弈模型</w:t>
+        <w:t>协调摩擦系数</w:t>
       </w:r>
     </w:p>
     <w:p>
       <w:r>
-        <w:t>留存水平临界值</w:t>
+        <w:t>保留水平弹性</w:t>
       </w:r>
     </w:p>
     <w:p>
       <w:r>
-        <w:t>产出依赖型薪酬</w:t>
+        <w:t>产出相关/无关薪酬</w:t>
       </w:r>
     </w:p>
     <w:p>
       <w:r>
-        <w:t>学术要点: 学术要点 1：工人流失潮（Worker Runs） 指因关键员工离职引发公司前景恶化，导致剩余员工形成战略互补性离职决策的连锁反应，其触发机制与银行挤兑类似但作用于人力资本领域。|||</w:t>
+        <w:t xml:space="preserve">学术要点: 学术要点 1：工人逃亡（Worker Runs） 指由于战略互补性导致的高技能员工连锁离职现象，类似银行挤兑的劳动力市场动态，当关键员工离职导致公司前景恶化时触发集体离职潮。|||  </w:t>
         <w:br/>
-        <w:t>学术要点 2：稀释性薪酬（Dilutable Compensation） 通过股权归属条款或利润分享池等设计，使薪酬价值与留存人数反向变动——高留存时稀释个人份额，低留存时提升实际收益，实现成本效率型保留。|||</w:t>
+        <w:t xml:space="preserve">学术要点 2：可稀释薪酬（Dilutable Compensation） 通过设计剩余员工报酬随离职人数增加而提升的薪酬结构（如归属股权、利润分享池），在保留率低时增强激励，高时稀释成本。|||  </w:t>
         <w:br/>
-        <w:t>学术要点 3：薪酬结构非对称性（Asymmetric Compensation Structure） 对同质化员工设计不同薪酬组合（固定/浮动比例），通过建立"关键保留核心"降低协调失败风险，无需增加总薪酬支出即可突破集体行动困境。|||</w:t>
+        <w:t xml:space="preserve">学术要点 3：迭代优势策略（Iteratively Dominant Strategy） 通过薪酬结构设计使部分员工的留任意愿不依赖他人选择，形成多米诺式稳定保留机制，破解协调博弈困境。|||  </w:t>
         <w:br/>
-        <w:t>学术要点 4：技术冲击与保留协同效应（Shock-Retention Complementarity） 生产技术中技术冲击与员工保留水平的交互作用类型（互补/替代），决定最优稀释路径应侧重调整固定工资或浮动薪酬部分。|||</w:t>
+        <w:t xml:space="preserve">学术要点 4：保留水平依赖契约（Retention-Level-Dependent Contracts） 薪酬支付条款与最终保留员工数动态绑定，通过调整产出依赖/独立薪酬比例实现跨保留状态的期望报酬平滑。|||  </w:t>
         <w:br/>
-        <w:t>学术要点 5：迭代主导策略设计（Iterative Dominance Engineering） 通过分层薪酬结构使部分员工的保留决策独立于他人选择，形成可逐层推导的稳定预期，破解多重均衡困局。</w:t>
+        <w:t>学术要点 5：系统性风险敏感稀释（Systematic Risk-Sensitive Dilution） 根据技术冲击与保留水平的替代/互补关系，差异化设计固定薪酬与绩效薪酬的稀释路径，实现最优风险对冲。</w:t>
       </w:r>
     </w:p>
     <w:p>
@@ -136,7 +136,7 @@
     </w:p>
     <w:p>
       <w:r>
-        <w:t>图片展示了企业通过固定工资与可稀释薪酬组合防止技术工人流失的动态模型示意图。</w:t>
+        <w:t>示意图展示企业通过组合固定工资与稀释性薪酬机制防止员工集体流失。</w:t>
       </w:r>
     </w:p>
     <w:p>
@@ -177,7 +177,7 @@
     </w:p>
     <w:p>
       <w:r>
-        <w:t>图片展示了企业为防范核心员工流失设计的固定工资与可稀释薪酬组合模型示意图。</w:t>
+        <w:t>该图展示了企业通过固定薪资与可稀释型薪酬的组合设计，构建防止技能型员工挤兑离职的激励机制模型。</w:t>
       </w:r>
     </w:p>
     <w:p>
